--- a/docs/dbmigrate/iteration2/MigrationVerificationReport2.docx
+++ b/docs/dbmigrate/iteration2/MigrationVerificationReport2.docx
@@ -78,7 +78,7 @@
                 <w:sz w:val="24"/>
                 <w:szCs w:val="24"/>
               </w:rPr>
-              <w:t xml:space="preserve">41 of 41 checks passed  |  155 of 155 rows verified identical  |  8 tables</w:t>
+              <w:t xml:space="preserve">42 of 42 checks passed  |  155 of 155 rows verified identical  |  8 tables</w:t>
             </w:r>
           </w:p>
         </w:tc>
@@ -94,7 +94,7 @@
         <w:spacing w:after="40"/>
       </w:pPr>
       <w:r>
-        <w:t xml:space="preserve">Run date (UTC): 2026-09-21 22:28:43</w:t>
+        <w:t xml:space="preserve">Run date (UTC): 2026-09-22 17:17:43</w:t>
       </w:r>
     </w:p>
     <w:p>
@@ -118,7 +118,7 @@
         <w:spacing w:after="240"/>
       </w:pPr>
       <w:r>
-        <w:t xml:space="preserve">Tooling version: git commit 14ddf4b</w:t>
+        <w:t xml:space="preserve">Tooling version: git commit 324ddff</w:t>
       </w:r>
     </w:p>
     <w:p>
@@ -586,7 +586,7 @@
               <w:pStyle w:val="TableText"/>
             </w:pPr>
             <w:r>
-              <w:t xml:space="preserve">41</w:t>
+              <w:t xml:space="preserve">42</w:t>
             </w:r>
           </w:p>
         </w:tc>
@@ -600,7 +600,7 @@
               <w:pStyle w:val="TableText"/>
             </w:pPr>
             <w:r>
-              <w:t xml:space="preserve">41</w:t>
+              <w:t xml:space="preserve">42</w:t>
             </w:r>
           </w:p>
         </w:tc>
@@ -734,7 +734,7 @@
         <w:drawing>
           <wp:inline distT="0" distB="0" distL="0" distR="0">
             <wp:extent cx="2300000" cy="1929032"/>
-            <wp:docPr id="1" name="Chart 1" descr="Donut chart: 41 of 41 checks passed"/>
+            <wp:docPr id="1" name="Chart 1" descr="Donut chart: 42 of 42 checks passed"/>
             <wp:cNvGraphicFramePr>
               <a:graphicFrameLocks noChangeAspect="1"/>
             </wp:cNvGraphicFramePr>
@@ -742,7 +742,7 @@
               <a:graphicData uri="http://schemas.openxmlformats.org/drawingml/2006/picture">
                 <pic:pic>
                   <pic:nvPicPr>
-                    <pic:cNvPr id="1" name="image1.png" descr="Donut chart: 41 of 41 checks passed"/>
+                    <pic:cNvPr id="1" name="image1.png" descr="Donut chart: 42 of 42 checks passed"/>
                     <pic:cNvPicPr/>
                   </pic:nvPicPr>
                   <pic:blipFill>
@@ -776,7 +776,7 @@
         <w:rPr>
           <w:i/>
         </w:rPr>
-        <w:t xml:space="preserve">Figure 1. Overall outcome of all 41 checks.</w:t>
+        <w:t xml:space="preserve">Figure 1. Overall outcome of all 42 checks.</w:t>
       </w:r>
     </w:p>
     <w:p>
@@ -1276,7 +1276,7 @@
               <w:pStyle w:val="TableText"/>
             </w:pPr>
             <w:r>
-              <w:t xml:space="preserve">a90ce7a28ea15036</w:t>
+              <w:t xml:space="preserve">a83eada4f190cd73</w:t>
             </w:r>
           </w:p>
         </w:tc>
@@ -2216,7 +2216,7 @@
               <w:pStyle w:val="TableText"/>
             </w:pPr>
             <w:r>
-              <w:t xml:space="preserve">45</w:t>
+              <w:t xml:space="preserve">46</w:t>
             </w:r>
           </w:p>
         </w:tc>
@@ -2230,7 +2230,7 @@
               <w:pStyle w:val="TableText"/>
             </w:pPr>
             <w:r>
-              <w:t xml:space="preserve">45</w:t>
+              <w:t xml:space="preserve">46</w:t>
             </w:r>
           </w:p>
         </w:tc>
@@ -4439,7 +4439,7 @@
         <w:pStyle w:val="ListBullet"/>
       </w:pPr>
       <w:r>
-        <w:t xml:space="preserve">Password hashes and security stamps were copied byte-for-byte. They are compared during verification but never printed in this report. The exported SQL files and the SQLite (Linux container) database therefore contain credential-equivalent data and must be protected accordingly.</w:t>
+        <w:t xml:space="preserve">Every migrated Users row had its password hash and security stamp set to NULL, with a new MustResetPassword column set to 1 - a deliberate one-time-bootstrap policy: forcing a password reset on next login means no usable legacy credential needs to be carried into the target at all. Verification confirms every row is sanitized (section 7) and that every other Users column is unchanged from the source.</w:t>
       </w:r>
     </w:p>
     <w:p>
@@ -4567,7 +4567,7 @@
               <w:pStyle w:val="TableText"/>
             </w:pPr>
             <w:r>
-              <w:t xml:space="preserve">14ddf4b</w:t>
+              <w:t xml:space="preserve">324ddff</w:t>
             </w:r>
           </w:p>
         </w:tc>
@@ -4666,7 +4666,7 @@
               <w:pStyle w:val="TableText"/>
             </w:pPr>
             <w:r>
-              <w:t xml:space="preserve">2026-09-21 22:28:43</w:t>
+              <w:t xml:space="preserve">2026-09-22 17:17:43</w:t>
             </w:r>
           </w:p>
         </w:tc>
@@ -4699,7 +4699,7 @@
               <w:pStyle w:val="TableText"/>
             </w:pPr>
             <w:r>
-              <w:t xml:space="preserve">f0b3a4bbd89d972f46676ea836a7d8cfd22e7f0cec866ff1762903a89f4a1ab4</w:t>
+              <w:t xml:space="preserve">72d62510dfc78e0be541addc5c2f3d15d26fb586b0d52eb487c4b04d0f67a017</w:t>
             </w:r>
           </w:p>
         </w:tc>
@@ -4718,7 +4718,7 @@
               <w:pStyle w:val="TableText"/>
             </w:pPr>
             <w:r>
-              <w:t xml:space="preserve">02-data.sql SHA-256</w:t>
+              <w:t xml:space="preserve">02-data-sanitized.sql SHA-256</w:t>
             </w:r>
           </w:p>
         </w:tc>
@@ -4732,7 +4732,7 @@
               <w:pStyle w:val="TableText"/>
             </w:pPr>
             <w:r>
-              <w:t xml:space="preserve">d800a8c715e152459e44d67f7f9253c8c42a3fe9c2aa41c51139f1e6c5382a7b</w:t>
+              <w:t xml:space="preserve">4752e8c463068a5d3767f0f8441c2dd39ced67985db960a1e823894b77b17c32</w:t>
             </w:r>
           </w:p>
         </w:tc>
@@ -4798,7 +4798,7 @@
               <w:pStyle w:val="TableText"/>
             </w:pPr>
             <w:r>
-              <w:t xml:space="preserve">436c7b68565e91717511bc43a29f2352d59dcdd20216e142759534bee75200a7</w:t>
+              <w:t xml:space="preserve">5a6bc47fc11cf20a9a07a40ca9eadae75dc122efe0f07fee8ed500d9a10ec81a</w:t>
             </w:r>
           </w:p>
         </w:tc>
@@ -5333,9 +5333,9 @@
               <w:pStyle w:val="TableText"/>
             </w:pPr>
             <w:r>
-              <w:t xml:space="preserve">a90ce7a28ea1503640fbe7481dc6caf9</w:t>
+              <w:t xml:space="preserve">a83eada4f190cd7389d15ac7dbb85001</w:t>
               <w:br/>
-              <w:t xml:space="preserve">2f965cfff41bdec5630efd64d2384237</w:t>
+              <w:t xml:space="preserve">ac1fb94653b1069726fcff2367bd3003</w:t>
             </w:r>
           </w:p>
         </w:tc>
@@ -5349,9 +5349,9 @@
               <w:pStyle w:val="TableText"/>
             </w:pPr>
             <w:r>
-              <w:t xml:space="preserve">a90ce7a28ea1503640fbe7481dc6caf9</w:t>
+              <w:t xml:space="preserve">a83eada4f190cd7389d15ac7dbb85001</w:t>
               <w:br/>
-              <w:t xml:space="preserve">2f965cfff41bdec5630efd64d2384237</w:t>
+              <w:t xml:space="preserve">ac1fb94653b1069726fcff2367bd3003</w:t>
             </w:r>
           </w:p>
         </w:tc>
@@ -5826,7 +5826,7 @@
       <w:jc w:val="center"/>
     </w:pPr>
     <w:r>
-      <w:t xml:space="preserve">Commit 14ddf4b | 2026-09-21 22:28:43 UTC   |   Page </w:t>
+      <w:t xml:space="preserve">Commit 324ddff | 2026-09-22 17:17:43 UTC   |   Page </w:t>
     </w:r>
     <w:r>
       <w:fldChar w:fldCharType="begin"/>
